--- a/pr-preview/pr-318/chapters/inclusive-writing-tracked-changes.docx
+++ b/pr-preview/pr-318/chapters/inclusive-writing-tracked-changes.docx
@@ -16,7 +16,7 @@
       </w:pPr>
       <w:del w:id="1" w:author="PR Preview" w:date="2026-01-01T00:00:00Z">
         <w:r>
-          <w:delText xml:space="preserve">Last modified: 2026-10-22 00:49:48 (PDT)</w:delText>
+          <w:delText xml:space="preserve">Last modified: 2026-10-25 19:48:50 (PDT)</w:delText>
         </w:r>
       </w:del>
     </w:p>
@@ -26,7 +26,7 @@
       </w:pPr>
       <w:ins w:id="2" w:author="PR Preview" w:date="2026-01-01T00:00:00Z">
         <w:r>
-          <w:t xml:space="preserve">Last modified: 2026-10-22 12:08:42 (PDT)</w:t>
+          <w:t xml:space="preserve">Last modified: 2026-10-25 22:12:01 (PDT)</w:t>
         </w:r>
       </w:ins>
     </w:p>
@@ -1833,6 +1833,58 @@
                   </m:oMath>
                   <w:r>
                     <w:t xml:space="preserve">.</w:t>
+                  </w:r>
+                </w:p>
+              </w:tc>
+            </w:tr>
+            <w:tr>
+              <w:tc>
+                <w:tcPr/>
+                <w:p>
+                  <w:pPr>
+                    <w:pStyle w:val="Compact"/>
+                    <w:jc w:val="center"/>
+                  </w:pPr>
+                  <w:r>
+                    <w:t xml:space="preserve">the noise model says that the errors have mean zero</w:t>
+                  </w:r>
+                </w:p>
+              </w:tc>
+              <w:tc>
+                <w:tcPr/>
+                <w:p>
+                  <w:pPr>
+                    <w:pStyle w:val="Compact"/>
+                    <w:jc w:val="center"/>
+                  </w:pPr>
+                  <w:r>
+                    <w:t xml:space="preserve">in the noise model, the errors have mean zero</w:t>
+                  </w:r>
+                </w:p>
+              </w:tc>
+            </w:tr>
+            <w:tr>
+              <w:tc>
+                <w:tcPr/>
+                <w:p>
+                  <w:pPr>
+                    <w:pStyle w:val="Compact"/>
+                    <w:jc w:val="center"/>
+                  </w:pPr>
+                  <w:r>
+                    <w:t xml:space="preserve">as Theorem 2 says, the estimator is unbiased</w:t>
+                  </w:r>
+                </w:p>
+              </w:tc>
+              <w:tc>
+                <w:tcPr/>
+                <w:p>
+                  <w:pPr>
+                    <w:pStyle w:val="Compact"/>
+                    <w:jc w:val="center"/>
+                  </w:pPr>
+                  <w:r>
+                    <w:t xml:space="preserve">by Theorem 2, the estimator is unbiased</w:t>
                   </w:r>
                 </w:p>
               </w:tc>
